--- a/index.docx
+++ b/index.docx
@@ -13,6 +13,12 @@
           <w:rFonts w:hint="eastAsia"/>
         </w:rPr>
         <w:t>直播</w:t>
+      </w:r>
+      <w:r>
+        <w:rPr>
+          <w:rFonts w:hint="eastAsia"/>
+        </w:rPr>
+        <w:t xml:space="preserve"> 短视频</w:t>
       </w:r>
     </w:p>
     <w:sectPr>

--- a/index.docx
+++ b/index.docx
@@ -19,6 +19,12 @@
           <w:rFonts w:hint="eastAsia"/>
         </w:rPr>
         <w:t xml:space="preserve"> 短视频</w:t>
+      </w:r>
+      <w:r>
+        <w:rPr>
+          <w:rFonts w:hint="eastAsia"/>
+        </w:rPr>
+        <w:t xml:space="preserve"> 约饭</w:t>
       </w:r>
     </w:p>
     <w:sectPr>

--- a/index.docx
+++ b/index.docx
@@ -25,6 +25,12 @@
           <w:rFonts w:hint="eastAsia"/>
         </w:rPr>
         <w:t xml:space="preserve"> 约饭</w:t>
+      </w:r>
+      <w:r>
+        <w:rPr>
+          <w:rFonts w:hint="eastAsia"/>
+        </w:rPr>
+        <w:t xml:space="preserve"> 商城50%</w:t>
       </w:r>
     </w:p>
     <w:sectPr>

--- a/index.docx
+++ b/index.docx
@@ -25,6 +25,12 @@
           <w:rFonts w:hint="eastAsia"/>
         </w:rPr>
         <w:t xml:space="preserve"> 约饭</w:t>
+      </w:r>
+      <w:r>
+        <w:rPr>
+          <w:rFonts w:hint="eastAsia"/>
+        </w:rPr>
+        <w:t>（修复bug）</w:t>
       </w:r>
     </w:p>
     <w:sectPr>

--- a/index.docx
+++ b/index.docx
@@ -30,7 +30,19 @@
         <w:rPr>
           <w:rFonts w:hint="eastAsia"/>
         </w:rPr>
-        <w:t xml:space="preserve"> 商城50%</w:t>
+        <w:t xml:space="preserve"> 商城</w:t>
+      </w:r>
+      <w:r>
+        <w:rPr>
+          <w:rFonts w:hint="eastAsia"/>
+        </w:rPr>
+        <w:t>10</w:t>
+      </w:r>
+      <w:r>
+        <w:rPr>
+          <w:rFonts w:hint="eastAsia"/>
+        </w:rPr>
+        <w:t>0%</w:t>
       </w:r>
     </w:p>
     <w:sectPr>
